--- a/Assignment 4/Assignment4_Report.docx
+++ b/Assignment 4/Assignment4_Report.docx
@@ -20,7 +20,7 @@
     </w:p>
     <w:p>
       <w:r>
-        <w:t>This program creates a NumPy array and performs operations like sum, mean, maximum, and minimum.</w:t>
+        <w:t>This program creates a NumPy array containing the values [10, 20, 30, 40, 50] and computes its sum, average, maximum, and minimum. It then displays the original array along with these calculated statistics.</w:t>
       </w:r>
     </w:p>
     <w:p>
@@ -80,12 +80,159 @@
       </w:r>
     </w:p>
     <w:p>
+      <w:proofErr w:type="gramStart"/>
       <w:r>
-        <w:t>This program takes at least 12 numbers from the user, sorts them, and extracts elements using slicing.</w:t>
+        <w:rPr>
+          <w:b/>
+          <w:bCs/>
+        </w:rPr>
+        <w:t>Takes</w:t>
+      </w:r>
+      <w:proofErr w:type="gramEnd"/>
+      <w:r>
+        <w:rPr>
+          <w:b/>
+          <w:bCs/>
+        </w:rPr>
+        <w:t xml:space="preserve"> Input</w:t>
+      </w:r>
+      <w:r>
+        <w:t xml:space="preserve">: The program asks the user to enter </w:t>
+      </w:r>
+      <w:r>
+        <w:rPr>
+          <w:b/>
+          <w:bCs/>
+        </w:rPr>
+        <w:t>12 numbers</w:t>
+      </w:r>
+      <w:r>
+        <w:t xml:space="preserve"> one by one using a loop. All numbers are stored in a list called numbers. </w:t>
       </w:r>
     </w:p>
     <w:p>
       <w:r>
+        <w:rPr>
+          <w:b/>
+          <w:bCs/>
+        </w:rPr>
+        <w:t>Sorting</w:t>
+      </w:r>
+      <w:r>
+        <w:t xml:space="preserve">: After taking all 12 numbers, it sorts the list in </w:t>
+      </w:r>
+      <w:r>
+        <w:rPr>
+          <w:b/>
+          <w:bCs/>
+        </w:rPr>
+        <w:t>ascending order</w:t>
+      </w:r>
+      <w:r>
+        <w:t xml:space="preserve"> (smallest to largest) </w:t>
+      </w:r>
+      <w:proofErr w:type="gramStart"/>
+      <w:r>
+        <w:t xml:space="preserve">using </w:t>
+      </w:r>
+      <w:r>
+        <w:t xml:space="preserve"> </w:t>
+      </w:r>
+      <w:proofErr w:type="spellStart"/>
+      <w:r>
+        <w:t>numbers</w:t>
+      </w:r>
+      <w:proofErr w:type="gramEnd"/>
+      <w:r>
+        <w:t>.sort</w:t>
+      </w:r>
+      <w:proofErr w:type="spellEnd"/>
+      <w:r>
+        <w:t xml:space="preserve"> </w:t>
+      </w:r>
+      <w:r>
+        <w:t xml:space="preserve">(). </w:t>
+      </w:r>
+    </w:p>
+    <w:p>
+      <w:r>
+        <w:rPr>
+          <w:b/>
+          <w:bCs/>
+        </w:rPr>
+        <w:t>Slicing &amp; Output</w:t>
+      </w:r>
+      <w:r>
+        <w:t xml:space="preserve">: It then prints three different </w:t>
+      </w:r>
+      <w:r>
+        <w:rPr>
+          <w:b/>
+          <w:bCs/>
+        </w:rPr>
+        <w:t>slices</w:t>
+      </w:r>
+      <w:r>
+        <w:t xml:space="preserve"> (parts) of the sorted list:</w:t>
+      </w:r>
+    </w:p>
+    <w:p>
+      <w:pPr>
+        <w:numPr>
+          <w:ilvl w:val="0"/>
+          <w:numId w:val="10"/>
+        </w:numPr>
+      </w:pPr>
+      <w:r>
+        <w:t>N</w:t>
+      </w:r>
+      <w:r>
+        <w:t>umbers</w:t>
+      </w:r>
+      <w:r>
+        <w:t xml:space="preserve"> </w:t>
+      </w:r>
+      <w:r>
+        <w:t>[3:7] → shows elements from index 3 to 6 (4 elements)</w:t>
+      </w:r>
+    </w:p>
+    <w:p>
+      <w:pPr>
+        <w:numPr>
+          <w:ilvl w:val="0"/>
+          <w:numId w:val="10"/>
+        </w:numPr>
+      </w:pPr>
+      <w:r>
+        <w:t>numbers</w:t>
+      </w:r>
+      <w:r>
+        <w:t xml:space="preserve"> </w:t>
+      </w:r>
+      <w:r>
+        <w:t>[6:10] → shows elements from index 6 to 9 (4 elements)</w:t>
+      </w:r>
+    </w:p>
+    <w:p>
+      <w:pPr>
+        <w:numPr>
+          <w:ilvl w:val="0"/>
+          <w:numId w:val="10"/>
+        </w:numPr>
+      </w:pPr>
+      <w:r>
+        <w:t>numbers</w:t>
+      </w:r>
+      <w:r>
+        <w:t xml:space="preserve"> </w:t>
+      </w:r>
+      <w:r>
+        <w:t>[4:11] → shows elements from index 4 to 10 (7 elements)</w:t>
+      </w:r>
+    </w:p>
+    <w:p>
+      <w:r>
+        <w:lastRenderedPageBreak/>
         <w:t>Sample Output:</w:t>
       </w:r>
       <w:r>
@@ -140,13 +287,12 @@
         <w:pStyle w:val="Heading1"/>
       </w:pPr>
       <w:r>
-        <w:lastRenderedPageBreak/>
         <w:t>Program 3: Random Array and Reshape</w:t>
       </w:r>
     </w:p>
     <w:p>
       <w:r>
-        <w:t>This program generates a random array, sorts it, and reshapes it into a matrix.</w:t>
+        <w:t>This program generates 12 random integers between 1 and 100 using NumPy, sorts them in ascending order, and reshapes them into a 3×4 matrix. It then displays the original array, the sorted array, and the resulting reshaped matrix.</w:t>
       </w:r>
     </w:p>
     <w:p>
@@ -207,7 +353,7 @@
     </w:p>
     <w:p>
       <w:r>
-        <w:t>This program takes two matrices as input and performs addition, subtraction, and multiplication with validation.</w:t>
+        <w:t>This program accepts input for two 2×2 matrices from the user and performs addition, subtraction, and multiplication using NumPy. It verifies whether the matrices are compatible for each operation and displays appropriate messages if any operation cannot be carried out.</w:t>
       </w:r>
     </w:p>
     <w:p>
@@ -220,15 +366,18 @@
       <w:r>
         <w:br/>
       </w:r>
+    </w:p>
+    <w:p>
+      <w:pPr>
+        <w:pStyle w:val="Heading1"/>
+      </w:pPr>
       <w:r>
-        <w:rPr>
-          <w:noProof/>
-        </w:rPr>
+        <w:lastRenderedPageBreak/>
         <w:drawing>
-          <wp:inline distT="0" distB="0" distL="0" distR="0" wp14:anchorId="78AE8117" wp14:editId="599B5806">
-            <wp:extent cx="4372585" cy="1790950"/>
-            <wp:effectExtent l="0" t="0" r="9525" b="0"/>
-            <wp:docPr id="1155003978" name="Picture 1"/>
+          <wp:inline distT="0" distB="0" distL="0" distR="0" wp14:anchorId="1FFF67AC" wp14:editId="5164911A">
+            <wp:extent cx="3569857" cy="1415332"/>
+            <wp:effectExtent l="0" t="0" r="0" b="0"/>
+            <wp:docPr id="366343471" name="Picture 1"/>
             <wp:cNvGraphicFramePr>
               <a:graphicFrameLocks xmlns:a="http://schemas.openxmlformats.org/drawingml/2006/main" noChangeAspect="1"/>
             </wp:cNvGraphicFramePr>
@@ -236,7 +385,7 @@
               <a:graphicData uri="http://schemas.openxmlformats.org/drawingml/2006/picture">
                 <pic:pic xmlns:pic="http://schemas.openxmlformats.org/drawingml/2006/picture">
                   <pic:nvPicPr>
-                    <pic:cNvPr id="1155003978" name=""/>
+                    <pic:cNvPr id="366343471" name=""/>
                     <pic:cNvPicPr/>
                   </pic:nvPicPr>
                   <pic:blipFill>
@@ -248,7 +397,7 @@
                   <pic:spPr>
                     <a:xfrm>
                       <a:off x="0" y="0"/>
-                      <a:ext cx="4372585" cy="1790950"/>
+                      <a:ext cx="3596651" cy="1425955"/>
                     </a:xfrm>
                     <a:prstGeom prst="rect">
                       <a:avLst/>
@@ -271,7 +420,17 @@
     </w:p>
     <w:p>
       <w:r>
-        <w:t>This program reads health_data.csv and creates scatter plots between variables like weight, height, age, and gender.</w:t>
+        <w:t xml:space="preserve">This code loads a CSV file called </w:t>
+      </w:r>
+      <w:r>
+        <w:rPr>
+          <w:b/>
+          <w:bCs/>
+        </w:rPr>
+        <w:t>“health_data.csv”</w:t>
+      </w:r>
+      <w:r>
+        <w:t xml:space="preserve"> using pandas, then uses matplotlib to generate five scatter plots. These plots visualize different relationships between the variables, including weight vs height, age vs weight, height vs age, and comparisons of gender with both height and weight.</w:t>
       </w:r>
     </w:p>
     <w:p>
@@ -281,7 +440,6 @@
         </w:rPr>
       </w:pPr>
       <w:r>
-        <w:lastRenderedPageBreak/>
         <w:t>Sample Output:</w:t>
       </w:r>
       <w:r>
@@ -477,6 +635,7 @@
         <w:rPr>
           <w:noProof/>
         </w:rPr>
+        <w:lastRenderedPageBreak/>
         <w:drawing>
           <wp:inline distT="0" distB="0" distL="0" distR="0" wp14:anchorId="444E42DF" wp14:editId="34BB194E">
             <wp:extent cx="2740025" cy="2161486"/>
@@ -527,12 +686,39 @@
     </w:p>
     <w:p>
       <w:r>
-        <w:t>This program calculates BMI from the dataset and categorizes individuals into health status groups.</w:t>
+        <w:t xml:space="preserve">This code loads the file </w:t>
+      </w:r>
+      <w:r>
+        <w:rPr>
+          <w:b/>
+          <w:bCs/>
+        </w:rPr>
+        <w:t>“health_data.csv”</w:t>
+      </w:r>
+      <w:r>
+        <w:t xml:space="preserve"> using pandas and computes the BMI for </w:t>
+      </w:r>
+      <w:proofErr w:type="gramStart"/>
+      <w:r>
+        <w:t>each individual</w:t>
+      </w:r>
+      <w:proofErr w:type="gramEnd"/>
+      <w:r>
+        <w:t xml:space="preserve">. Based on the calculated BMI values, it assigns a corresponding </w:t>
+      </w:r>
+      <w:r>
+        <w:rPr>
+          <w:b/>
+          <w:bCs/>
+        </w:rPr>
+        <w:t>Health Status</w:t>
+      </w:r>
+      <w:r>
+        <w:t xml:space="preserve"> category such as Underweight, Healthy, Overweight, High Risk, or Critical. Finally, it displays the first few rows of the updated dataset.</w:t>
       </w:r>
     </w:p>
     <w:p>
       <w:r>
-        <w:lastRenderedPageBreak/>
         <w:t>Sample Output:</w:t>
       </w:r>
       <w:r>
@@ -580,6 +766,9 @@
       </w:r>
       <w:r>
         <w:br/>
+      </w:r>
+      <w:r>
+        <w:tab/>
       </w:r>
     </w:p>
     <w:sectPr>
@@ -765,6 +954,155 @@
       </w:rPr>
     </w:lvl>
   </w:abstractNum>
+  <w:abstractNum w:abstractNumId="9" w15:restartNumberingAfterBreak="0">
+    <w:nsid w:val="1EF8439E"/>
+    <w:multiLevelType w:val="multilevel"/>
+    <w:tmpl w:val="B1F23380"/>
+    <w:lvl w:ilvl="0">
+      <w:start w:val="1"/>
+      <w:numFmt w:val="bullet"/>
+      <w:lvlText w:val=""/>
+      <w:lvlJc w:val="left"/>
+      <w:pPr>
+        <w:tabs>
+          <w:tab w:val="num" w:pos="720"/>
+        </w:tabs>
+        <w:ind w:left="720" w:hanging="360"/>
+      </w:pPr>
+      <w:rPr>
+        <w:rFonts w:ascii="Symbol" w:hAnsi="Symbol" w:hint="default"/>
+        <w:sz w:val="20"/>
+      </w:rPr>
+    </w:lvl>
+    <w:lvl w:ilvl="1" w:tentative="1">
+      <w:start w:val="1"/>
+      <w:numFmt w:val="bullet"/>
+      <w:lvlText w:val="o"/>
+      <w:lvlJc w:val="left"/>
+      <w:pPr>
+        <w:tabs>
+          <w:tab w:val="num" w:pos="1440"/>
+        </w:tabs>
+        <w:ind w:left="1440" w:hanging="360"/>
+      </w:pPr>
+      <w:rPr>
+        <w:rFonts w:ascii="Courier New" w:hAnsi="Courier New" w:hint="default"/>
+        <w:sz w:val="20"/>
+      </w:rPr>
+    </w:lvl>
+    <w:lvl w:ilvl="2" w:tentative="1">
+      <w:start w:val="1"/>
+      <w:numFmt w:val="bullet"/>
+      <w:lvlText w:val=""/>
+      <w:lvlJc w:val="left"/>
+      <w:pPr>
+        <w:tabs>
+          <w:tab w:val="num" w:pos="2160"/>
+        </w:tabs>
+        <w:ind w:left="2160" w:hanging="360"/>
+      </w:pPr>
+      <w:rPr>
+        <w:rFonts w:ascii="Wingdings" w:hAnsi="Wingdings" w:hint="default"/>
+        <w:sz w:val="20"/>
+      </w:rPr>
+    </w:lvl>
+    <w:lvl w:ilvl="3" w:tentative="1">
+      <w:start w:val="1"/>
+      <w:numFmt w:val="bullet"/>
+      <w:lvlText w:val=""/>
+      <w:lvlJc w:val="left"/>
+      <w:pPr>
+        <w:tabs>
+          <w:tab w:val="num" w:pos="2880"/>
+        </w:tabs>
+        <w:ind w:left="2880" w:hanging="360"/>
+      </w:pPr>
+      <w:rPr>
+        <w:rFonts w:ascii="Wingdings" w:hAnsi="Wingdings" w:hint="default"/>
+        <w:sz w:val="20"/>
+      </w:rPr>
+    </w:lvl>
+    <w:lvl w:ilvl="4" w:tentative="1">
+      <w:start w:val="1"/>
+      <w:numFmt w:val="bullet"/>
+      <w:lvlText w:val=""/>
+      <w:lvlJc w:val="left"/>
+      <w:pPr>
+        <w:tabs>
+          <w:tab w:val="num" w:pos="3600"/>
+        </w:tabs>
+        <w:ind w:left="3600" w:hanging="360"/>
+      </w:pPr>
+      <w:rPr>
+        <w:rFonts w:ascii="Wingdings" w:hAnsi="Wingdings" w:hint="default"/>
+        <w:sz w:val="20"/>
+      </w:rPr>
+    </w:lvl>
+    <w:lvl w:ilvl="5" w:tentative="1">
+      <w:start w:val="1"/>
+      <w:numFmt w:val="bullet"/>
+      <w:lvlText w:val=""/>
+      <w:lvlJc w:val="left"/>
+      <w:pPr>
+        <w:tabs>
+          <w:tab w:val="num" w:pos="4320"/>
+        </w:tabs>
+        <w:ind w:left="4320" w:hanging="360"/>
+      </w:pPr>
+      <w:rPr>
+        <w:rFonts w:ascii="Wingdings" w:hAnsi="Wingdings" w:hint="default"/>
+        <w:sz w:val="20"/>
+      </w:rPr>
+    </w:lvl>
+    <w:lvl w:ilvl="6" w:tentative="1">
+      <w:start w:val="1"/>
+      <w:numFmt w:val="bullet"/>
+      <w:lvlText w:val=""/>
+      <w:lvlJc w:val="left"/>
+      <w:pPr>
+        <w:tabs>
+          <w:tab w:val="num" w:pos="5040"/>
+        </w:tabs>
+        <w:ind w:left="5040" w:hanging="360"/>
+      </w:pPr>
+      <w:rPr>
+        <w:rFonts w:ascii="Wingdings" w:hAnsi="Wingdings" w:hint="default"/>
+        <w:sz w:val="20"/>
+      </w:rPr>
+    </w:lvl>
+    <w:lvl w:ilvl="7" w:tentative="1">
+      <w:start w:val="1"/>
+      <w:numFmt w:val="bullet"/>
+      <w:lvlText w:val=""/>
+      <w:lvlJc w:val="left"/>
+      <w:pPr>
+        <w:tabs>
+          <w:tab w:val="num" w:pos="5760"/>
+        </w:tabs>
+        <w:ind w:left="5760" w:hanging="360"/>
+      </w:pPr>
+      <w:rPr>
+        <w:rFonts w:ascii="Wingdings" w:hAnsi="Wingdings" w:hint="default"/>
+        <w:sz w:val="20"/>
+      </w:rPr>
+    </w:lvl>
+    <w:lvl w:ilvl="8" w:tentative="1">
+      <w:start w:val="1"/>
+      <w:numFmt w:val="bullet"/>
+      <w:lvlText w:val=""/>
+      <w:lvlJc w:val="left"/>
+      <w:pPr>
+        <w:tabs>
+          <w:tab w:val="num" w:pos="6480"/>
+        </w:tabs>
+        <w:ind w:left="6480" w:hanging="360"/>
+      </w:pPr>
+      <w:rPr>
+        <w:rFonts w:ascii="Wingdings" w:hAnsi="Wingdings" w:hint="default"/>
+        <w:sz w:val="20"/>
+      </w:rPr>
+    </w:lvl>
+  </w:abstractNum>
   <w:num w:numId="1" w16cid:durableId="1881434915">
     <w:abstractNumId w:val="8"/>
   </w:num>
@@ -791,6 +1129,9 @@
   </w:num>
   <w:num w:numId="9" w16cid:durableId="226108826">
     <w:abstractNumId w:val="0"/>
+  </w:num>
+  <w:num w:numId="10" w16cid:durableId="176627407">
+    <w:abstractNumId w:val="9"/>
   </w:num>
 </w:numbering>
 </file>
@@ -1398,7 +1739,6 @@
   <w:style w:type="character" w:default="1" w:styleId="DefaultParagraphFont">
     <w:name w:val="Default Paragraph Font"/>
     <w:uiPriority w:val="1"/>
-    <w:semiHidden/>
     <w:unhideWhenUsed/>
   </w:style>
   <w:style w:type="table" w:default="1" w:styleId="TableNormal">
